--- a/CS SEMINAR/New folder/CYBER CRIMES DETECTION.docx
+++ b/CS SEMINAR/New folder/CYBER CRIMES DETECTION.docx
@@ -1568,14 +1568,7 @@
           <w:rFonts w:ascii="Times New Roman" w:hAnsi="Times New Roman" w:cs="Times New Roman"/>
           <w:sz w:val="24"/>
         </w:rPr>
-        <w:t>&amp; Jones</w:t>
-      </w:r>
-      <w:r>
-        <w:rPr>
-          <w:rFonts w:ascii="Times New Roman" w:hAnsi="Times New Roman" w:cs="Times New Roman"/>
-          <w:sz w:val="24"/>
-        </w:rPr>
-        <w:t>, 2021).</w:t>
+        <w:t>&amp; Jones, 2021).</w:t>
       </w:r>
     </w:p>
     <w:p>
@@ -1646,6 +1639,25 @@
           <w:sz w:val="24"/>
         </w:rPr>
         <w:lastRenderedPageBreak/>
+        <w:t>Literature Review</w:t>
+      </w:r>
+    </w:p>
+    <w:p>
+      <w:pPr>
+        <w:spacing w:line="360" w:lineRule="auto"/>
+        <w:jc w:val="both"/>
+        <w:rPr>
+          <w:rFonts w:ascii="Times New Roman" w:hAnsi="Times New Roman" w:cs="Times New Roman"/>
+          <w:b/>
+          <w:sz w:val="24"/>
+        </w:rPr>
+      </w:pPr>
+      <w:r>
+        <w:rPr>
+          <w:rFonts w:ascii="Times New Roman" w:hAnsi="Times New Roman" w:cs="Times New Roman"/>
+          <w:b/>
+          <w:sz w:val="24"/>
+        </w:rPr>
         <w:t>Cybercrime Detection</w:t>
       </w:r>
     </w:p>
@@ -3813,16 +3825,7 @@
           <w:rFonts w:ascii="Times New Roman" w:hAnsi="Times New Roman" w:cs="Times New Roman"/>
           <w:sz w:val="24"/>
         </w:rPr>
-        <w:t>Encourage public-pri</w:t>
-      </w:r>
-      <w:bookmarkStart w:id="1" w:name="_GoBack"/>
-      <w:bookmarkEnd w:id="1"/>
-      <w:r>
-        <w:rPr>
-          <w:rFonts w:ascii="Times New Roman" w:hAnsi="Times New Roman" w:cs="Times New Roman"/>
-          <w:sz w:val="24"/>
-        </w:rPr>
-        <w:t>vate partnerships to foster collaboration, share best practices, and pool resources to combat cybercrime effectively.</w:t>
+        <w:t>Encourage public-private partnerships to foster collaboration, share best practices, and pool resources to combat cybercrime effectively.</w:t>
       </w:r>
     </w:p>
     <w:p>
@@ -3891,7 +3894,7 @@
           <w:sz w:val="24"/>
         </w:rPr>
         <w:lastRenderedPageBreak/>
-        <w:t>REFERENCES</w:t>
+        <w:t>References</w:t>
       </w:r>
     </w:p>
     <w:p>
@@ -4033,7 +4036,16 @@
           <w:rFonts w:ascii="Times New Roman" w:hAnsi="Times New Roman" w:cs="Times New Roman"/>
           <w:sz w:val="24"/>
         </w:rPr>
-        <w:t xml:space="preserve">, R. (2022). Public-Private Partnerships in Cybercrime Control: Challenges and Opportunities. </w:t>
+        <w:t>, R. (2022). Public-Private Partners</w:t>
+      </w:r>
+      <w:bookmarkStart w:id="1" w:name="_GoBack"/>
+      <w:bookmarkEnd w:id="1"/>
+      <w:r>
+        <w:rPr>
+          <w:rFonts w:ascii="Times New Roman" w:hAnsi="Times New Roman" w:cs="Times New Roman"/>
+          <w:sz w:val="24"/>
+        </w:rPr>
+        <w:t xml:space="preserve">hips in Cybercrime Control: Challenges and Opportunities. </w:t>
       </w:r>
       <w:r>
         <w:rPr>
@@ -7193,6 +7205,36 @@
       <w:contextualSpacing/>
     </w:pPr>
   </w:style>
+  <w:style w:type="paragraph" w:styleId="BalloonText">
+    <w:name w:val="Balloon Text"/>
+    <w:basedOn w:val="Normal"/>
+    <w:link w:val="BalloonTextChar"/>
+    <w:uiPriority w:val="99"/>
+    <w:semiHidden/>
+    <w:unhideWhenUsed/>
+    <w:rsid w:val="002070FE"/>
+    <w:pPr>
+      <w:spacing w:after="0" w:line="240" w:lineRule="auto"/>
+    </w:pPr>
+    <w:rPr>
+      <w:rFonts w:ascii="Segoe UI" w:hAnsi="Segoe UI" w:cs="Segoe UI"/>
+      <w:sz w:val="18"/>
+      <w:szCs w:val="18"/>
+    </w:rPr>
+  </w:style>
+  <w:style w:type="character" w:customStyle="1" w:styleId="BalloonTextChar">
+    <w:name w:val="Balloon Text Char"/>
+    <w:basedOn w:val="DefaultParagraphFont"/>
+    <w:link w:val="BalloonText"/>
+    <w:uiPriority w:val="99"/>
+    <w:semiHidden/>
+    <w:rsid w:val="002070FE"/>
+    <w:rPr>
+      <w:rFonts w:ascii="Segoe UI" w:hAnsi="Segoe UI" w:cs="Segoe UI"/>
+      <w:sz w:val="18"/>
+      <w:szCs w:val="18"/>
+    </w:rPr>
+  </w:style>
 </w:styles>
 </file>
 
